--- a/downloads/teacher/05 Materials/Unit 03/Slides/Slides 03.04 - Heredity Environment and Who I Am Becoming and Lifespan Quiz.docx
+++ b/downloads/teacher/05 Materials/Unit 03/Slides/Slides 03.04 - Heredity Environment and Who I Am Becoming and Lifespan Quiz.docx
@@ -17,7 +17,7 @@
         <w:pStyle w:val="FirstParagraph"/>
       </w:pPr>
       <w:r>
-        <w:t xml:space="preserve">Slide outline for Lesson 3.4, two days. Slides 1 to 12 are Day 1. Slides 13 to 22 are Day 2: the Lifespan Lightning review game and the quiz. The influences map is private; slide 8 says so and Sal says so twice.</w:t>
+        <w:t xml:space="preserve">Slide outline for Lesson 3.4, two days. Slides 1 to 12 are Day 1. Slides 13 to 22 are Day 2: the Lifespan Lightning review game and the quiz. The influences map is private; slide 8 says so and I say so twice.</w:t>
       </w:r>
     </w:p>
     <w:p>
@@ -1423,21 +1423,6 @@
       </w:pPr>
       <w:r>
         <w:t xml:space="preserve">Anything half the room missed goes here</w:t>
-      </w:r>
-    </w:p>
-    <w:p>
-      <w:pPr>
-        <w:numPr>
-          <w:ilvl w:val="0"/>
-          <w:numId w:val="1019"/>
-        </w:numPr>
-        <w:pStyle w:val="Compact"/>
-      </w:pPr>
-      <w:r>
-        <w:rPr>
-          <w:rStyle w:val="TeacherNote"/>
-        </w:rPr>
-        <w:t xml:space="preserve">[Sal: leave blank; fill from the game]</w:t>
       </w:r>
       <w:r>
         <w:t xml:space="preserve"> </w:t>
